--- a/data/Dialogues EU-LAC_LAC4 General Assembly.docx
+++ b/data/Dialogues EU-LAC_LAC4 General Assembly.docx
@@ -2,13 +2,13 @@
 <file path=word/document.xml><?xml version="1.0" encoding="utf-8"?>
 <w:document xmlns:w="http://schemas.openxmlformats.org/wordprocessingml/2006/main" xmlns:m="http://schemas.openxmlformats.org/officeDocument/2006/math" xmlns:r="http://schemas.openxmlformats.org/officeDocument/2006/relationships" xmlns:o="urn:schemas-microsoft-com:office:office" xmlns:v="urn:schemas-microsoft-com:vml" xmlns:w10="urn:schemas-microsoft-com:office:word" xmlns:a="http://schemas.openxmlformats.org/drawingml/2006/main" xmlns:pic="http://schemas.openxmlformats.org/drawingml/2006/picture" xmlns:wp="http://schemas.openxmlformats.org/drawingml/2006/wordprocessingDrawing">
   <w:body>
-    <w:bookmarkStart w:id="26" w:name="X1b8916f5487013793fc6fb7052ec390cb21113f"/>
+    <w:bookmarkStart w:id="26" w:name="X531feb20065042ad21ac47b5f144827147b0710"/>
     <w:p>
       <w:pPr>
         <w:pStyle w:val="Heading1"/>
       </w:pPr>
       <w:r>
-        <w:t xml:space="preserve">LAC4 General Assembly 2024: Review of Achievements and Future Priorities</w:t>
+        <w:t xml:space="preserve">LAC4 General Assembly 2024: Review of Achievements and Strategic Priorities for Cybersecurity Cooperation in Latin America and the Caribbean</w:t>
       </w:r>
     </w:p>
     <w:p>
@@ -55,7 +55,7 @@
         <w:pStyle w:val="FirstParagraph"/>
       </w:pPr>
       <w:r>
-        <w:t xml:space="preserve">The 2nd Ordinary General Assembly of the Latin America and Caribbean Cyber Competence Centre (LAC4) convened on November 7, 2024, in Santiago, Chile, to review its performance from September 2023 to August 2024. Key achievements included a 63% increase in cybersecurity capacity-building activities, engaging over 2,500 professionals, and welcoming eight new members, raising total membership to 12. The assembly emphasized a multi-stakeholder approach and elected Mauricio Papaleo to the Board for 2025. Commitments for 2025 included expanding training offers, launching a regional study on cyber-diplomacy readiness, and approving the operational budget. Next steps involve publishing the 2025 activity calendar and presenting assembly conclusions at upcoming EU-LAC dialogues.</w:t>
+        <w:t xml:space="preserve">The 2nd Ordinary General Assembly of the Latin America and Caribbean Cyber Competence Centre (LAC4) convened on 7 November 2024 in Santiago, Chile, alongside key EU-LAC digital events. The assembly reviewed LAC4’s 2023-2024 achievements, including a 63% increase in cybersecurity capacity-building activities, engaging over 2,500 professionals, and expanding membership to 12 entities with eight new members. Key outcomes included electing Mauricio Papaleo to the Board, approving the 2025 work plan and budget, and committing to a 70% increase in activities by 2026. The assembly emphasized multi-stakeholder cooperation, cyber-diplomacy, and support for national cybersecurity strategies. A regional study on cyber-diplomacy readiness is planned for 2025. Next steps involve publishing the 2025 activity calendar and presenting conclusions at upcoming EU-LAC summits, reinforcing LAC4’s role in advancing bi-regional digital cooperation and capacity building.</w:t>
       </w:r>
     </w:p>
     <w:bookmarkEnd w:id="20"/>
@@ -77,7 +77,7 @@
         </w:numPr>
       </w:pPr>
       <w:r>
-        <w:t xml:space="preserve">The 2nd Ordinary General Assembly of LAC4 took place on November 7, 2024, in Santiago, Chile, focusing on cybersecurity and digital cooperation.</w:t>
+        <w:t xml:space="preserve">The 2nd Ordinary General Assembly of LAC4 was held on 7 November 2024 in Santiago, Chile, alongside major EU-LAC digital and ministerial events.</w:t>
       </w:r>
     </w:p>
     <w:p>
@@ -89,7 +89,7 @@
         </w:numPr>
       </w:pPr>
       <w:r>
-        <w:t xml:space="preserve">Key achievements included a 63% increase in cybersecurity capacity-building activities and engagement of over 2,500 professionals in the region.</w:t>
+        <w:t xml:space="preserve">Reviewed 2023-2024 performance, elected board members, welcomed 8 new members, and set priorities and budget for 2025.</w:t>
       </w:r>
     </w:p>
     <w:p>
@@ -101,7 +101,7 @@
         </w:numPr>
       </w:pPr>
       <w:r>
-        <w:t xml:space="preserve">Eight new members were admitted, raising total membership to 12 entities, enhancing regional collaboration.</w:t>
+        <w:t xml:space="preserve">Delivered 51 cybersecurity capacity-building activities (+63% YoY) engaging over 2,500 professionals; total membership reached 12 entities.</w:t>
       </w:r>
     </w:p>
     <w:p>
@@ -113,7 +113,7 @@
         </w:numPr>
       </w:pPr>
       <w:r>
-        <w:t xml:space="preserve">The assembly emphasized a multi-stakeholder approach and endorsed continued support for national cybersecurity strategies.</w:t>
+        <w:t xml:space="preserve">Emphasized multi-stakeholder cooperation, cyber-diplomacy support, and endorsed assistance for national cybersecurity strategies.</w:t>
       </w:r>
     </w:p>
     <w:p>
@@ -125,7 +125,7 @@
         </w:numPr>
       </w:pPr>
       <w:r>
-        <w:t xml:space="preserve">A 2025 work plan was approved, aiming for a 70% increase in activities and a regional study on cyber-diplomacy readiness by Q3 2025.</w:t>
+        <w:t xml:space="preserve">Approved 2025 work plan with a mandate to increase activities by 70% by 2026 and launch a regional cyber-diplomacy readiness study.</w:t>
       </w:r>
     </w:p>
     <w:bookmarkEnd w:id="21"/>
@@ -195,7 +195,7 @@
               <w:pStyle w:val="Compact"/>
             </w:pPr>
             <w:r>
-              <w:t xml:space="preserve">Guido Gómez Mazara; Félix Fernández-Shaw; Mauricio Papaleo</w:t>
+              <w:t xml:space="preserve">Guido Gómez Mazara; INDOTEL; Félix Fernández-Shaw; DG INTPA; European Commission; Mauricio Papaleo; AGESIC; Uruguay; Antigua &amp; Barbuda; Ecuador; Estonia; Guatemala; Honduras; Uruguay; RedCLARA; CYBER 4.0</w:t>
             </w:r>
           </w:p>
         </w:tc>
@@ -208,7 +208,7 @@
               <w:pStyle w:val="Compact"/>
             </w:pPr>
             <w:r>
-              <w:t xml:space="preserve">Community of Latin American and Caribbean States</w:t>
+              <w:t xml:space="preserve">Research and Innovation Actors</w:t>
             </w:r>
           </w:p>
         </w:tc>
@@ -219,31 +219,7 @@
               <w:pStyle w:val="Compact"/>
             </w:pPr>
             <w:r>
-              <w:t xml:space="preserve">Antigua &amp; Barbuda; Ecuador; Estonia; Guatemala; Honduras; Uruguay; RedCLARA; CYBER 4.0</w:t>
-            </w:r>
-          </w:p>
-        </w:tc>
-      </w:tr>
-      <w:tr>
-        <w:tc>
-          <w:tcPr/>
-          <w:p>
-            <w:pPr>
-              <w:pStyle w:val="Compact"/>
-            </w:pPr>
-            <w:r>
-              <w:t xml:space="preserve">European Union</w:t>
-            </w:r>
-          </w:p>
-        </w:tc>
-        <w:tc>
-          <w:tcPr/>
-          <w:p>
-            <w:pPr>
-              <w:pStyle w:val="Compact"/>
-            </w:pPr>
-            <w:r>
-              <w:t xml:space="preserve">European Commission</w:t>
+              <w:t xml:space="preserve">EU-LAC Digital Alliance; Latin American Cooperation of Advanced Networks</w:t>
             </w:r>
           </w:p>
         </w:tc>
@@ -316,7 +292,7 @@
               <w:pStyle w:val="Compact"/>
             </w:pPr>
             <w:r>
-              <w:t xml:space="preserve">EU-LAC Digital Alliance; Bi-regional Cooperation; Global Digital Cooperation</w:t>
+              <w:t xml:space="preserve">EU-LAC Digital Alliance; Bi-regional Cooperation</w:t>
             </w:r>
           </w:p>
         </w:tc>
@@ -340,7 +316,7 @@
               <w:pStyle w:val="Compact"/>
             </w:pPr>
             <w:r>
-              <w:t xml:space="preserve">Cybersecurity; Digital Governance</w:t>
+              <w:t xml:space="preserve">Cyber Risk Management; Digital Governance</w:t>
             </w:r>
           </w:p>
         </w:tc>
@@ -365,7 +341,7 @@
         </w:numPr>
       </w:pPr>
       <w:r>
-        <w:t xml:space="preserve">51 cybersecurity capacity-building activities delivered, engaging over 2,500 professionals across Latin America and the Caribbean.</w:t>
+        <w:t xml:space="preserve">Delivery of 51 cybersecurity capacity-building activities from September 2023 to August 2024, engaging over 2,500 professionals across Latin America and the Caribbean.</w:t>
       </w:r>
     </w:p>
     <w:p>
@@ -377,7 +353,7 @@
         </w:numPr>
       </w:pPr>
       <w:r>
-        <w:t xml:space="preserve">Admission of 8 new members to LAC4, increasing total membership to 12 entities, enhancing regional collaboration.</w:t>
+        <w:t xml:space="preserve">Admission of 8 new members to LAC4, expanding total membership to 12 entities, including Antigua &amp; Barbuda, Ecuador, Estonia, Guatemala, Honduras, Uruguay, RedCLARA, and CYBER 4.0.</w:t>
       </w:r>
     </w:p>
     <w:p>
@@ -389,7 +365,7 @@
         </w:numPr>
       </w:pPr>
       <w:r>
-        <w:t xml:space="preserve">Continued assistance for drafting and implementing national cybersecurity strategies endorsed by members.</w:t>
+        <w:t xml:space="preserve">Continued assistance for drafting and implementing national cybersecurity strategies endorsed by LAC4 members.</w:t>
       </w:r>
     </w:p>
     <w:p>
@@ -401,7 +377,7 @@
         </w:numPr>
       </w:pPr>
       <w:r>
-        <w:t xml:space="preserve">Approval of the 2025 work plan and operating budget to support ongoing initiatives.</w:t>
+        <w:t xml:space="preserve">Approval and implementation of the 2025 work plan and operating budget, including plans to expand training offers and peer-exchange formats with a target of a 70% increase in activities by 2026.</w:t>
       </w:r>
     </w:p>
     <w:p>
@@ -413,7 +389,7 @@
         </w:numPr>
       </w:pPr>
       <w:r>
-        <w:t xml:space="preserve">Mandate to expand training offers and peer-exchange formats, targeting a 70% activity increase by 2026.</w:t>
+        <w:t xml:space="preserve">Launch of a regional study on cyber-diplomacy readiness in Latin America and the Caribbean scheduled for Q3 2025.</w:t>
       </w:r>
     </w:p>
     <w:p>
@@ -425,7 +401,19 @@
         </w:numPr>
       </w:pPr>
       <w:r>
-        <w:t xml:space="preserve">Decision to launch a regional study on cyber-diplomacy readiness in LAC by Q3 2025.</w:t>
+        <w:t xml:space="preserve">Strengthening bi-regional cooperation and alignment of capacity-building activities with EU-LAC Digital Alliance goals.</w:t>
+      </w:r>
+    </w:p>
+    <w:p>
+      <w:pPr>
+        <w:pStyle w:val="Compact"/>
+        <w:numPr>
+          <w:ilvl w:val="0"/>
+          <w:numId w:val="1002"/>
+        </w:numPr>
+      </w:pPr>
+      <w:r>
+        <w:t xml:space="preserve">Engagement of multi-stakeholder approaches, including cooperation with academia and support for cyber-diplomacy.</w:t>
       </w:r>
     </w:p>
     <w:bookmarkEnd w:id="24"/>
@@ -447,7 +435,7 @@
         </w:numPr>
       </w:pPr>
       <w:r>
-        <w:t xml:space="preserve">Targeting a 70% increase in activity by 2026.</w:t>
+        <w:t xml:space="preserve">Target a 70% increase in cybersecurity capacity-building activities by 2026.</w:t>
       </w:r>
     </w:p>
     <w:p>
@@ -459,7 +447,7 @@
         </w:numPr>
       </w:pPr>
       <w:r>
-        <w:t xml:space="preserve">Launching a regional study on cyber-diplomacy readiness in LAC by Q3 2025.</w:t>
+        <w:t xml:space="preserve">Launch a regional study on cyber-diplomacy readiness in Latin America and the Caribbean by Q3 2025.</w:t>
       </w:r>
     </w:p>
     <w:p>
@@ -471,7 +459,7 @@
         </w:numPr>
       </w:pPr>
       <w:r>
-        <w:t xml:space="preserve">Publication of the 2025 activity calendar in Q1 2025.</w:t>
+        <w:t xml:space="preserve">Publish the 2025 activity calendar by Q1 2025.</w:t>
       </w:r>
     </w:p>
     <w:bookmarkEnd w:id="25"/>
